--- a/livrables/lecons/2026-08-21_lecon-appli-ia_04_donnees-reelles-api-fichiers.docx
+++ b/livrables/lecons/2026-08-21_lecon-appli-ia_04_donnees-reelles-api-fichiers.docx
@@ -4566,7 +4566,7 @@
                 <w:sz w:val="20"/>
                 <w:szCs w:val="20"/>
               </w:rPr>
-              <w:t xml:space="preserve"># Erreur 3 : tentative de path traversal (doit retourner 403)</w:t>
+              <w:t xml:space="preserve"># Erreur 3 : tentative de path traversal (retourne 404 — voir l'explication sous le bloc)</w:t>
             </w:r>
           </w:p>
           <w:p>
@@ -4650,6 +4650,38 @@
           <w:szCs w:val="22"/>
         </w:rPr>
         <w:t xml:space="preserve">Pour chaque requête, identifie : le code HTTP retourné, le message JSON, et la ligne de serveur.js qui produit cette réponse.</w:t>
+      </w:r>
+    </w:p>
+    <w:p>
+      <w:pPr>
+        <w:spacing w:after="80" w:before="80" w:line="276"/>
+      </w:pPr>
+      <w:r>
+        <w:rPr>
+          <w:rFonts w:ascii="Times New Roman" w:cs="Times New Roman" w:eastAsia="Times New Roman" w:hAnsi="Times New Roman"/>
+          <w:b w:val="false"/>
+          <w:bCs w:val="false"/>
+          <w:color w:val="1F2937"/>
+          <w:sz w:val="22"/>
+          <w:szCs w:val="22"/>
+        </w:rPr>
+        <w:t xml:space="preserve">À propos de l'erreur 3 — pourquoi 404 et non 403. Le garde-fou path traversal existe bien (scripts/serveur.js, ligne 238 : le chemin résolu doit rester sous DOSSIER_PUBLIC), mais aucune requête HTTP ne l'atteint. new URL() applique la normalisation du standard WHATWG et réduit /../../etc/passwd à /etc/passwd avant même que le chemin de fichier soit construit ; path.resolve() le place alors sous public/, où rien n'existe — d'où le 404. Les variantes encodées (%2e%2e, ..%2f) ne changent rien, car aucun décodage de pourcentage n'intervient avant la résolution. Les quatre formes ont été testées le 21/08/2026, y compris avec curl --path-as-is pour écarter une normalisation par le client : toutes renvoient 404.</w:t>
+      </w:r>
+    </w:p>
+    <w:p>
+      <w:pPr>
+        <w:spacing w:after="80" w:before="80" w:line="276"/>
+      </w:pPr>
+      <w:r>
+        <w:rPr>
+          <w:rFonts w:ascii="Times New Roman" w:cs="Times New Roman" w:eastAsia="Times New Roman" w:hAnsi="Times New Roman"/>
+          <w:b w:val="false"/>
+          <w:bCs w:val="false"/>
+          <w:color w:val="1F2937"/>
+          <w:sz w:val="22"/>
+          <w:szCs w:val="22"/>
+        </w:rPr>
+        <w:t xml:space="preserve">Ce que ça t'apprend au-delà du résultat : un garde-fou inatteignable n'est pas un garde-fou inutile. Celui-ci ne sert à rien aujourd'hui parce que la couche d'avant fait déjà le travail — il servira le jour où cette couche changera : un décodage ajouté, une route servie autrement, un framework intercalé. C'est le principe de la défense en profondeur : on ne retire pas une protection au motif qu'une autre suffit pour l'instant. Retiens surtout la méthode : le résultat annoncé était faux, et il a suffi de lancer les quatre commandes pour le voir.</w:t>
       </w:r>
     </w:p>
     <w:p>
@@ -5688,6 +5720,86 @@
           <w:szCs w:val="22"/>
         </w:rPr>
         <w:t xml:space="preserve">Ce que tu devras avoir vérifié avant la leçon 05 : node scripts/serveur.js tourne sans erreur et /api/livrables?categorie=lecons retourne du JSON valide. C'est le point de départ.</w:t>
+      </w:r>
+    </w:p>
+    <w:p>
+      <w:pPr>
+        <w:spacing w:after="180" w:before="360"/>
+      </w:pPr>
+      <w:r>
+        <w:rPr>
+          <w:rFonts w:ascii="Times New Roman" w:cs="Times New Roman" w:eastAsia="Times New Roman" w:hAnsi="Times New Roman"/>
+          <w:b/>
+          <w:bCs/>
+          <w:color w:val="1B3A6B"/>
+          <w:sz w:val="52"/>
+          <w:szCs w:val="52"/>
+        </w:rPr>
+        <w:t xml:space="preserve">📝 Journal des corrections</w:t>
+      </w:r>
+    </w:p>
+    <w:p>
+      <w:pPr>
+        <w:spacing w:after="80" w:before="80" w:line="276"/>
+      </w:pPr>
+      <w:r>
+        <w:rPr>
+          <w:rFonts w:ascii="Times New Roman" w:cs="Times New Roman" w:eastAsia="Times New Roman" w:hAnsi="Times New Roman"/>
+          <w:b w:val="false"/>
+          <w:bCs w:val="false"/>
+          <w:color w:val="1F2937"/>
+          <w:sz w:val="22"/>
+          <w:szCs w:val="22"/>
+        </w:rPr>
+        <w:t xml:space="preserve">Leçon produite le 21/08/2026 à 09h19 (seconde version) et relue le jour même. La correction est fondue dans le texte ci-dessus ; la formulation d'origine est conservée ici.</w:t>
+      </w:r>
+    </w:p>
+    <w:p>
+      <w:pPr>
+        <w:spacing w:after="80" w:before="80" w:line="276"/>
+      </w:pPr>
+      <w:r>
+        <w:rPr>
+          <w:rFonts w:ascii="Times New Roman" w:cs="Times New Roman" w:eastAsia="Times New Roman" w:hAnsi="Times New Roman"/>
+          <w:b w:val="false"/>
+          <w:bCs w:val="false"/>
+          <w:color w:val="1F2937"/>
+          <w:sz w:val="22"/>
+          <w:szCs w:val="22"/>
+        </w:rPr>
+        <w:t xml:space="preserve">1. Résultat attendu du test de path traversal.</w:t>
+      </w:r>
+    </w:p>
+    <w:p>
+      <w:pPr>
+        <w:spacing w:after="80" w:before="80" w:line="276"/>
+      </w:pPr>
+      <w:r>
+        <w:rPr>
+          <w:rFonts w:ascii="Times New Roman" w:cs="Times New Roman" w:eastAsia="Times New Roman" w:hAnsi="Times New Roman"/>
+          <w:b w:val="false"/>
+          <w:bCs w:val="false"/>
+          <w:color w:val="1F2937"/>
+          <w:sz w:val="22"/>
+          <w:szCs w:val="22"/>
+        </w:rPr>
+        <w:t xml:space="preserve">Version initiale : « # Erreur 3 : tentative de path traversal (doit retourner 403) ». Le test retourne 404. Vérifié en exécutant réellement les quatre requêtes de l'étape 4 sur le serveur du projet, le 21/08/2026 : paramètre manquant 400, catégorie inconnue 400, path traversal 404, route inconnue 404. Trois formes supplémentaires ont été essayées (/%2e%2e/%2e%2e/etc/passwd, /..%2f..%2fetc/passwd, /....//....//etc/passwd) et une exécution avec curl --path-as-is, pour écarter l'hypothèse d'une normalisation par le client : toutes renvoient 404. La branche 403 de scripts/serveur.js n'est donc pas atteignable par une requête HTTP en l'état du code. Le garde-fou lui-même est correct et reste en place ; c'est l'exercice qui ne l'exerçait pas. Un paragraphe d'explication a été ajouté sous le bloc de commandes, avec la raison technique et ce que le cas enseigne sur la défense en profondeur.</w:t>
+      </w:r>
+    </w:p>
+    <w:p>
+      <w:pPr>
+        <w:spacing w:after="80" w:before="80" w:line="276"/>
+      </w:pPr>
+      <w:r>
+        <w:rPr>
+          <w:rFonts w:ascii="Times New Roman" w:cs="Times New Roman" w:eastAsia="Times New Roman" w:hAnsi="Times New Roman"/>
+          <w:b w:val="false"/>
+          <w:bCs w:val="false"/>
+          <w:color w:val="1F2937"/>
+          <w:sz w:val="22"/>
+          <w:szCs w:val="22"/>
+        </w:rPr>
+        <w:t xml:space="preserve">Vérifié lors de la relecture et inchangé : les trois autres codes HTTP de l'étape 4 ; la réponse de /api/livrables?categorie=lecons (clés categorie, nombre, livrables ; 215 leçons ; date et slug conformes, date: null hors convention) ; l'obligation de fournir une base à new URL() ; la dépréciation d'url.parse() depuis Node.js v11 ; et les six liens de la bibliographie, testés au moment de la génération.</w:t>
       </w:r>
     </w:p>
     <w:sectPr>

--- a/livrables/lecons/2026-08-21_lecon-appli-ia_04_donnees-reelles-api-fichiers.docx
+++ b/livrables/lecons/2026-08-21_lecon-appli-ia_04_donnees-reelles-api-fichiers.docx
@@ -1499,6 +1499,22 @@
               <w:t xml:space="preserve">Source vérifiée : nodejs.org/api/fs.html#promises-api (Node.js v26.7.0, 21/08/2026)</w:t>
             </w:r>
           </w:p>
+          <w:p>
+            <w:pPr>
+              <w:spacing w:after="80" w:before="80" w:line="276"/>
+            </w:pPr>
+            <w:r>
+              <w:rPr>
+                <w:rFonts w:ascii="Times New Roman" w:cs="Times New Roman" w:eastAsia="Times New Roman" w:hAnsi="Times New Roman"/>
+                <w:b w:val="false"/>
+                <w:bCs w:val="false"/>
+                <w:color w:val="1F2937"/>
+                <w:sz w:val="22"/>
+                <w:szCs w:val="22"/>
+              </w:rPr>
+              <w:t xml:space="preserve">⚠️ Écart facile à manquer : nodejs.org publie la documentation de la version COURANTE, ici v26.7.0, alors que ce projet tourne sur Node.js v24.15.0 (LTS, arrêté en leçon 01). Les trois méthodes utilisées ici se comportent de la même façon dans les deux versions, mais prends l'habitude de lire le bandeau de version en haut de chaque page de doc : une option ajoutée en v25 ou v26 n'existera pas sur ton poste.</w:t>
+            </w:r>
+          </w:p>
         </w:tc>
       </w:tr>
     </w:tbl>
@@ -1704,7 +1720,7 @@
                 <w:sz w:val="22"/>
                 <w:szCs w:val="22"/>
               </w:rPr>
-              <w:t xml:space="preserve">⚠️ url.parse() est déprécié depuis Node.js v11 (marqué Legacy dans la documentation officielle). Ne l'utilise pas dans du nouveau code. L'IA le propose encore souvent car il était très répandu jusqu'en 2019.</w:t>
+              <w:t xml:space="preserve">⚠️ url.parse() est déprécié, mais son histoire est moins linéaire qu'on ne le dit et le tableau « History » de la page officielle vaut d'être lu : dépréciation en v11.0.0, RÉVOCATION de cette dépréciation en v14.17.0 / v15.13.0 (retour au statut « Legacy »), dépréciation documentaire en v18.13.0 / v19.0.0, puis application deprecation en v24.0.0. Le libellé de stabilité actuel est « 0 - Deprecated: Use the WHATWG URL API instead ». La version qui te concerne est donc v24 — celle que fait tourner ce projet. Ne l'utilise pas dans du nouveau code ; l'IA le propose encore souvent car il était très répandu jusqu'en 2019.</w:t>
             </w:r>
           </w:p>
           <w:p>
@@ -2254,7 +2270,7 @@
           <w:sz w:val="22"/>
           <w:szCs w:val="22"/>
         </w:rPr>
-        <w:t xml:space="preserve">Le fichier fait 277 lignes. Voici les quatre extraits que tu vas travailler — le fichier complet est lisible sur le disque.</w:t>
+        <w:t xml:space="preserve">Le fichier fait 276 lignes. Voici les quatre extraits que tu vas travailler — le fichier complet est lisible sur le disque.</w:t>
       </w:r>
     </w:p>
     <w:p>
@@ -4001,7 +4017,7 @@
           <w:sz w:val="22"/>
           <w:szCs w:val="22"/>
         </w:rPr>
-        <w:t xml:space="preserve">•  Combien de fichiers environ ? (tu peux compter avec : ls livrables/lecons/*.docx | wc -l)</w:t>
+        <w:t xml:space="preserve">•  Combien de fichiers environ ? (tu peux compter avec : ls livrables/lecons/*.docx livrables/lecons/*.md | wc -l — la catégorie « lecons » est déclarée extensions: ['.docx', '.md'], les deux comptent)</w:t>
       </w:r>
     </w:p>
     <w:p>
@@ -5201,7 +5217,7 @@
           <w:sz w:val="22"/>
           <w:szCs w:val="22"/>
         </w:rPr>
-        <w:t xml:space="preserve">•  ☐ Reperer un livrable avec date en préfixe (date: '2026-XX-XX') et un ancien sans (date: null).</w:t>
+        <w:t xml:space="preserve">•  ☐ Repérer un livrable avec date en préfixe (date: '2026-XX-XX') et un ancien sans (date: null).</w:t>
       </w:r>
     </w:p>
     <w:p>
@@ -5751,7 +5767,7 @@
           <w:sz w:val="22"/>
           <w:szCs w:val="22"/>
         </w:rPr>
-        <w:t xml:space="preserve">Leçon produite le 21/08/2026 à 09h19 (seconde version) et relue le jour même. La correction est fondue dans le texte ci-dessus ; la formulation d'origine est conservée ici.</w:t>
+        <w:t xml:space="preserve">Leçon produite le 21/08/2026 à 09h19 (seconde version) et relue le jour même, en deux passes : le test de path traversal d'abord, puis une relecture complète qui a relevé quatre points supplémentaires. Les cinq corrections sont fondues dans le texte ci-dessus ; les formulations d'origine sont conservées ici.</w:t>
       </w:r>
     </w:p>
     <w:p>
@@ -5784,6 +5800,134 @@
           <w:szCs w:val="22"/>
         </w:rPr>
         <w:t xml:space="preserve">Version initiale : « # Erreur 3 : tentative de path traversal (doit retourner 403) ». Le test retourne 404. Vérifié en exécutant réellement les quatre requêtes de l'étape 4 sur le serveur du projet, le 21/08/2026 : paramètre manquant 400, catégorie inconnue 400, path traversal 404, route inconnue 404. Trois formes supplémentaires ont été essayées (/%2e%2e/%2e%2e/etc/passwd, /..%2f..%2fetc/passwd, /....//....//etc/passwd) et une exécution avec curl --path-as-is, pour écarter l'hypothèse d'une normalisation par le client : toutes renvoient 404. La branche 403 de scripts/serveur.js n'est donc pas atteignable par une requête HTTP en l'état du code. Le garde-fou lui-même est correct et reste en place ; c'est l'exercice qui ne l'exerçait pas. Un paragraphe d'explication a été ajouté sous le bloc de commandes, avec la raison technique et ce que le cas enseigne sur la défense en profondeur.</w:t>
+      </w:r>
+    </w:p>
+    <w:p>
+      <w:pPr>
+        <w:spacing w:after="80" w:before="80" w:line="276"/>
+      </w:pPr>
+      <w:r>
+        <w:rPr>
+          <w:rFonts w:ascii="Times New Roman" w:cs="Times New Roman" w:eastAsia="Times New Roman" w:hAnsi="Times New Roman"/>
+          <w:b w:val="false"/>
+          <w:bCs w:val="false"/>
+          <w:color w:val="1F2937"/>
+          <w:sz w:val="22"/>
+          <w:szCs w:val="22"/>
+        </w:rPr>
+        <w:t xml:space="preserve">2. Indice de l'étape 2 (PRÉDIRE) — nombre de fichiers attendu.</w:t>
+      </w:r>
+    </w:p>
+    <w:p>
+      <w:pPr>
+        <w:spacing w:after="80" w:before="80" w:line="276"/>
+      </w:pPr>
+      <w:r>
+        <w:rPr>
+          <w:rFonts w:ascii="Times New Roman" w:cs="Times New Roman" w:eastAsia="Times New Roman" w:hAnsi="Times New Roman"/>
+          <w:b w:val="false"/>
+          <w:bCs w:val="false"/>
+          <w:color w:val="1F2937"/>
+          <w:sz w:val="22"/>
+          <w:szCs w:val="22"/>
+        </w:rPr>
+        <w:t xml:space="preserve">Version initiale : « Combien de fichiers environ ? (tu peux compter avec : ls livrables/lecons/*.docx | wc -l) ». Cette commande retourne 107, alors que l'API en retourne environ 214 : la catégorie « lecons » est déclarée extensions: ['.docx', '.md'] (ligne 32 du fichier reproduit plus haut dans cette leçon), et le dossier contient une fiche Markdown par leçon. L'indice conduisait donc à une prédiction fausse d'un facteur 2, dans l'exercice dont le principe même est de prédire puis de vérifier. Comptages relevés le 21/08/2026 : 107 .docx et 107 .md.</w:t>
+      </w:r>
+    </w:p>
+    <w:p>
+      <w:pPr>
+        <w:spacing w:after="80" w:before="80" w:line="276"/>
+      </w:pPr>
+      <w:r>
+        <w:rPr>
+          <w:rFonts w:ascii="Times New Roman" w:cs="Times New Roman" w:eastAsia="Times New Roman" w:hAnsi="Times New Roman"/>
+          <w:b w:val="false"/>
+          <w:bCs w:val="false"/>
+          <w:color w:val="1F2937"/>
+          <w:sz w:val="22"/>
+          <w:szCs w:val="22"/>
+        </w:rPr>
+        <w:t xml:space="preserve">3. Datation de la dépréciation d'url.parse().</w:t>
+      </w:r>
+    </w:p>
+    <w:p>
+      <w:pPr>
+        <w:spacing w:after="80" w:before="80" w:line="276"/>
+      </w:pPr>
+      <w:r>
+        <w:rPr>
+          <w:rFonts w:ascii="Times New Roman" w:cs="Times New Roman" w:eastAsia="Times New Roman" w:hAnsi="Times New Roman"/>
+          <w:b w:val="false"/>
+          <w:bCs w:val="false"/>
+          <w:color w:val="1F2937"/>
+          <w:sz w:val="22"/>
+          <w:szCs w:val="22"/>
+        </w:rPr>
+        <w:t xml:space="preserve">Version initiale : « url.parse() est déprécié depuis Node.js v11 (marqué Legacy dans la documentation officielle) ». Le tableau History de nodejs.org/api/url.html, consulté le 21/08/2026, donne une histoire moins linéaire : v11.0.0 dépréciation, v14.17.0 / v15.13.0 RÉVOCATION avec retour au statut « Legacy », v18.13.0 / v19.0.0 dépréciation documentaire, v24.0.0 application deprecation. « Marqué Legacy » décrivait donc l'état NON déprécié de 2021 ; le libellé actuel est « Stability: 0 - Deprecated ». La version qui concerne ce projet est v24, celle qu'il fait tourner.</w:t>
+      </w:r>
+    </w:p>
+    <w:p>
+      <w:pPr>
+        <w:spacing w:after="80" w:before="80" w:line="276"/>
+      </w:pPr>
+      <w:r>
+        <w:rPr>
+          <w:rFonts w:ascii="Times New Roman" w:cs="Times New Roman" w:eastAsia="Times New Roman" w:hAnsi="Times New Roman"/>
+          <w:b w:val="false"/>
+          <w:bCs w:val="false"/>
+          <w:color w:val="1F2937"/>
+          <w:sz w:val="22"/>
+          <w:szCs w:val="22"/>
+        </w:rPr>
+        <w:t xml:space="preserve">4. Nombre de lignes de scripts/serveur.js.</w:t>
+      </w:r>
+    </w:p>
+    <w:p>
+      <w:pPr>
+        <w:spacing w:after="80" w:before="80" w:line="276"/>
+      </w:pPr>
+      <w:r>
+        <w:rPr>
+          <w:rFonts w:ascii="Times New Roman" w:cs="Times New Roman" w:eastAsia="Times New Roman" w:hAnsi="Times New Roman"/>
+          <w:b w:val="false"/>
+          <w:bCs w:val="false"/>
+          <w:color w:val="1F2937"/>
+          <w:sz w:val="22"/>
+          <w:szCs w:val="22"/>
+        </w:rPr>
+        <w:t xml:space="preserve">Version initiale : « Le fichier fait 277 lignes ». Il en fait 276 — le fichier se termine par un saut de ligne. Les quatre plages d'extraits citées (1-38, 53-70, 88-127, 189-231) ont été contrôlées une à une et sont exactes, de même que la ligne 24 (PORT) et la ligne 238 (garde-fou).</w:t>
+      </w:r>
+    </w:p>
+    <w:p>
+      <w:pPr>
+        <w:spacing w:after="80" w:before="80" w:line="276"/>
+      </w:pPr>
+      <w:r>
+        <w:rPr>
+          <w:rFonts w:ascii="Times New Roman" w:cs="Times New Roman" w:eastAsia="Times New Roman" w:hAnsi="Times New Roman"/>
+          <w:b w:val="false"/>
+          <w:bCs w:val="false"/>
+          <w:color w:val="1F2937"/>
+          <w:sz w:val="22"/>
+          <w:szCs w:val="22"/>
+        </w:rPr>
+        <w:t xml:space="preserve">5. Écart entre version de documentation et version d'exécution.</w:t>
+      </w:r>
+    </w:p>
+    <w:p>
+      <w:pPr>
+        <w:spacing w:after="80" w:before="80" w:line="276"/>
+      </w:pPr>
+      <w:r>
+        <w:rPr>
+          <w:rFonts w:ascii="Times New Roman" w:cs="Times New Roman" w:eastAsia="Times New Roman" w:hAnsi="Times New Roman"/>
+          <w:b w:val="false"/>
+          <w:bCs w:val="false"/>
+          <w:color w:val="1F2937"/>
+          <w:sz w:val="22"/>
+          <w:szCs w:val="22"/>
+        </w:rPr>
+        <w:t xml:space="preserve">Les sources sont datées « Node.js v26.7.0 » : c'est exact, nodejs.org publie la version courante. Mais le poste tourne en v24.15.0 et PROJET.md fixe Node.js v24 LTS. Rien ne le signalait ; un avertissement a été ajouté sous la première source citée. Coquille corrigée au passage dans la check-list : « Reperer » est devenu « Repérer ».</w:t>
       </w:r>
     </w:p>
     <w:p>

--- a/livrables/lecons/2026-08-21_lecon-appli-ia_04_donnees-reelles-api-fichiers.docx
+++ b/livrables/lecons/2026-08-21_lecon-appli-ia_04_donnees-reelles-api-fichiers.docx
@@ -280,7 +280,7 @@
           <w:sz w:val="22"/>
           <w:szCs w:val="22"/>
         </w:rPr>
-        <w:t xml:space="preserve">•  Deux nouvelles fonctions : extracterDate() et extraerSlug() — extraction des métadonnées depuis le nom du fichier.</w:t>
+        <w:t xml:space="preserve">•  Deux nouvelles fonctions : extraireDate() et extraireSlug() — extraction des métadonnées depuis le nom du fichier. ⚠️ Renommées le 06/09/2026 : elles s'appelaient extracterDate() et extraerSlug(). « extraer » est de l'espagnol, « extracter » n'existe pas en français, et deux fonctions sœurs portaient ainsi deux racines fautives différentes. Le code compilait, npm run build passait, le lint ne signalait rien : les identifiants étaient cohérents avec eux-mêmes. Renommées en extraireDate() et extraireSlug() dans scripts/serveur.js, src/inventaire.ts, PROJET.md et cette leçon — build revérifié et serveur relancé.</w:t>
       </w:r>
     </w:p>
     <w:p>
@@ -2625,7 +2625,7 @@
                 <w:sz w:val="20"/>
                 <w:szCs w:val="20"/>
               </w:rPr>
-              <w:t xml:space="preserve">function extracterDate(nom) {</w:t>
+              <w:t xml:space="preserve">function extraireDate(nom) {</w:t>
             </w:r>
           </w:p>
           <w:p>
@@ -2695,7 +2695,7 @@
                 <w:sz w:val="20"/>
                 <w:szCs w:val="20"/>
               </w:rPr>
-              <w:t xml:space="preserve">function extraerSlug(nom) {</w:t>
+              <w:t xml:space="preserve">function extraireSlug(nom) {</w:t>
             </w:r>
           </w:p>
           <w:p>
@@ -2793,35 +2793,35 @@
                 <w:sz w:val="20"/>
                 <w:szCs w:val="20"/>
               </w:rPr>
-              <w:t xml:space="preserve">// extracterDate('2026-08-21_lecon-appli-ia_04_donnees.docx') → '2026-08-21'</w:t>
-            </w:r>
-          </w:p>
-          <w:p>
-            <w:pPr>
-              <w:spacing w:after="0" w:before="0" w:line="240"/>
-            </w:pPr>
-            <w:r>
-              <w:rPr>
-                <w:rFonts w:ascii="Consolas" w:cs="Consolas" w:eastAsia="Consolas" w:hAnsi="Consolas"/>
-                <w:color w:val="1F2937"/>
-                <w:sz w:val="20"/>
-                <w:szCs w:val="20"/>
-              </w:rPr>
-              <w:t xml:space="preserve">// extracterDate('quiz_rbpp_bientraitance.pptx')              → null</w:t>
-            </w:r>
-          </w:p>
-          <w:p>
-            <w:pPr>
-              <w:spacing w:after="0" w:before="0" w:line="240"/>
-            </w:pPr>
-            <w:r>
-              <w:rPr>
-                <w:rFonts w:ascii="Consolas" w:cs="Consolas" w:eastAsia="Consolas" w:hAnsi="Consolas"/>
-                <w:color w:val="1F2937"/>
-                <w:sz w:val="20"/>
-                <w:szCs w:val="20"/>
-              </w:rPr>
-              <w:t xml:space="preserve">// extraerSlug('2026-08-21_lecon-appli-ia_04_donnees.docx')   → 'lecon-appli-ia_04_donnees'</w:t>
+              <w:t xml:space="preserve">// extraireDate('2026-08-21_lecon-appli-ia_04_donnees.docx') → '2026-08-21'</w:t>
+            </w:r>
+          </w:p>
+          <w:p>
+            <w:pPr>
+              <w:spacing w:after="0" w:before="0" w:line="240"/>
+            </w:pPr>
+            <w:r>
+              <w:rPr>
+                <w:rFonts w:ascii="Consolas" w:cs="Consolas" w:eastAsia="Consolas" w:hAnsi="Consolas"/>
+                <w:color w:val="1F2937"/>
+                <w:sz w:val="20"/>
+                <w:szCs w:val="20"/>
+              </w:rPr>
+              <w:t xml:space="preserve">// extraireDate('quiz_rbpp_bientraitance.pptx')              → null</w:t>
+            </w:r>
+          </w:p>
+          <w:p>
+            <w:pPr>
+              <w:spacing w:after="0" w:before="0" w:line="240"/>
+            </w:pPr>
+            <w:r>
+              <w:rPr>
+                <w:rFonts w:ascii="Consolas" w:cs="Consolas" w:eastAsia="Consolas" w:hAnsi="Consolas"/>
+                <w:color w:val="1F2937"/>
+                <w:sz w:val="20"/>
+                <w:szCs w:val="20"/>
+              </w:rPr>
+              <w:t xml:space="preserve">// extraireSlug('2026-08-21_lecon-appli-ia_04_donnees.docx')   → 'lecon-appli-ia_04_donnees'</w:t>
             </w:r>
           </w:p>
         </w:tc>
@@ -3238,21 +3238,21 @@
                 <w:sz w:val="20"/>
                 <w:szCs w:val="20"/>
               </w:rPr>
-              <w:t xml:space="preserve">        date:      extracterDate(entree.name),  // null si hors convention</w:t>
-            </w:r>
-          </w:p>
-          <w:p>
-            <w:pPr>
-              <w:spacing w:after="0" w:before="0" w:line="240"/>
-            </w:pPr>
-            <w:r>
-              <w:rPr>
-                <w:rFonts w:ascii="Consolas" w:cs="Consolas" w:eastAsia="Consolas" w:hAnsi="Consolas"/>
-                <w:color w:val="1F2937"/>
-                <w:sz w:val="20"/>
-                <w:szCs w:val="20"/>
-              </w:rPr>
-              <w:t xml:space="preserve">        slug:      extraerSlug(entree.name),</w:t>
+              <w:t xml:space="preserve">        date:      extraireDate(entree.name),  // null si hors convention</w:t>
+            </w:r>
+          </w:p>
+          <w:p>
+            <w:pPr>
+              <w:spacing w:after="0" w:before="0" w:line="240"/>
+            </w:pPr>
+            <w:r>
+              <w:rPr>
+                <w:rFonts w:ascii="Consolas" w:cs="Consolas" w:eastAsia="Consolas" w:hAnsi="Consolas"/>
+                <w:color w:val="1F2937"/>
+                <w:sz w:val="20"/>
+                <w:szCs w:val="20"/>
+              </w:rPr>
+              <w:t xml:space="preserve">        slug:      extraireSlug(entree.name),</w:t>
             </w:r>
           </w:p>
           <w:p>
@@ -5944,6 +5944,106 @@
           <w:szCs w:val="22"/>
         </w:rPr>
         <w:t xml:space="preserve">Vérifié lors de la relecture et inchangé : les trois autres codes HTTP de l'étape 4 ; la réponse de /api/livrables?categorie=lecons (clés categorie, nombre, livrables ; 215 leçons ; date et slug conformes, date: null hors convention) ; l'obligation de fournir une base à new URL() ; la dépréciation d'url.parse() depuis Node.js v11 ; et les six liens de la bibliographie, testés au moment de la génération.</w:t>
+      </w:r>
+    </w:p>
+    <w:p>
+      <w:pPr>
+        <w:pBdr>
+          <w:bottom w:val="single" w:color="1B3A6B" w:sz="6"/>
+        </w:pBdr>
+        <w:spacing w:after="120" w:before="360"/>
+      </w:pPr>
+      <w:r>
+        <w:rPr>
+          <w:b/>
+          <w:bCs/>
+          <w:color w:val="1B3A6B"/>
+          <w:sz w:val="30"/>
+          <w:szCs w:val="30"/>
+        </w:rPr>
+        <w:t xml:space="preserve">📝 Journal des corrections — 6 septembre 2026</w:t>
+      </w:r>
+    </w:p>
+    <w:p>
+      <w:pPr>
+        <w:spacing w:after="80"/>
+      </w:pPr>
+      <w:r>
+        <w:rPr>
+          <w:b/>
+          <w:bCs/>
+          <w:i/>
+          <w:iCs/>
+          <w:color w:val="1F2937"/>
+          <w:sz w:val="22"/>
+          <w:szCs w:val="22"/>
+        </w:rPr>
+        <w:t xml:space="preserve">Leçon produite le 21/08/2026, relue le 06/09/2026. Les six URL répondent 200 et aucune ne redirige. UNE correction, portée sur le CODE autant que sur la leçon.</w:t>
+      </w:r>
+    </w:p>
+    <w:p>
+      <w:pPr>
+        <w:spacing w:after="80"/>
+      </w:pPr>
+      <w:r>
+        <w:rPr>
+          <w:color w:val="1F2937"/>
+          <w:sz w:val="22"/>
+          <w:szCs w:val="22"/>
+        </w:rPr>
+        <w:t xml:space="preserve">① Deux fonctions sœurs, deux racines fautives différentes. Les fonctions s'appelaient extracterDate() et extraerSlug(). « extraer » est de l'espagnol — le verbe français est « extraire » —, et « extracter » n'existe pas davantage en français. Deux fonctions qui font le même genre de travail portaient donc deux orthographes inventées, différentes l'une de l'autre. Le code compilait, npm run build passait, le lint ne signalait rien : les identifiants étaient cohérents avec eux-mêmes, et c'est précisément ce qu'aucun contrôle automatique ne voit. Renommées en extraireDate() et extraireSlug() le 06/09/2026, en quatorze emplacements : scripts/serveur.js, src/inventaire.ts, PROJET.md et cette leçon. Vérifications faites après renommage : npm run build passe, dist/inventaire.js est régénéré avec les nouveaux noms et sans résidu des anciens, node dist/inventaire.js s'exécute, et le serveur relancé répond correctement sur ses deux routes — /api/livrables?categorie=controles retourne bien quatre livrables avec leurs dates extraites du nom de fichier (2026-09-06, 2026-08-30, 2026-08-16) et leur slug.</w:t>
+      </w:r>
+    </w:p>
+    <w:p>
+      <w:pPr>
+        <w:spacing w:after="80"/>
+      </w:pPr>
+      <w:r>
+        <w:rPr>
+          <w:color w:val="1F2937"/>
+          <w:sz w:val="22"/>
+          <w:szCs w:val="22"/>
+        </w:rPr>
+        <w:t xml:space="preserve">À noter : c'est EXACTEMENT le défaut qui a donné la règle 11 du parcours, écrite le 04/09/2026 à partir de la variable livrablesFiltes de la leçon n°06. Mais cette occurrence-ci est ANTÉRIEURE de deux semaines et demie — la règle a été écrite sur la seconde occurrence sans que la première soit vue. Elle dormait dans le code depuis le 21/08.</w:t>
+      </w:r>
+    </w:p>
+    <w:p>
+      <w:pPr>
+        <w:spacing w:after="80"/>
+      </w:pPr>
+      <w:r>
+        <w:rPr>
+          <w:color w:val="1F2937"/>
+          <w:sz w:val="22"/>
+          <w:szCs w:val="22"/>
+        </w:rPr>
+        <w:t xml:space="preserve">Vérifié lors de la relecture et inchangé. L'historique de dépréciation d'url.parse() est exact LIGNE PAR LIGNE face au tableau « History » de la documentation officielle, relu le 06/09/2026 : dépréciation en v11.0.0, révocation en v14.17.0 et v15.13.0 avec retour au statut « Legacy », dépréciation documentaire en v18.13.0 et v19.0.0, application deprecation en v24.0.0, et libellé de stabilité « 0 - Deprecated: Use the WHATWG URL API instead » reproduit mot pour mot. C'est la reconstitution la plus fine du corpus, et la leçon a raison d'écrire que cette histoire « est moins linéaire qu'on ne le dit » plutôt que de répéter que l'API est dépréciée. Sont également exacts : les six URL, toutes en 200 et sans redirection ; le compte de 276 lignes de scripts/serveur.js ; les trois méthodes de fs.promises et leur usage ; l'API WHATWG URL et la raison de la base http://localhost ; et l'intégrité du fichier, zéro balise invalide — la corruption constatée le jour de la production est bien réparée.</w:t>
+      </w:r>
+    </w:p>
+    <w:p>
+      <w:pPr>
+        <w:spacing w:after="80"/>
+      </w:pPr>
+      <w:r>
+        <w:rPr>
+          <w:color w:val="1F2937"/>
+          <w:sz w:val="22"/>
+          <w:szCs w:val="22"/>
+        </w:rPr>
+        <w:t xml:space="preserve">Un réflexe de cette leçon mérite d'être signalé, parce qu'il n'apparaît nulle part ailleurs dans le corpus : elle distingue la version qu'elle LIT de celle qu'elle EXÉCUTE. « nodejs.org publie la documentation de la version COURANTE, ici v26.7.0, alors que ce projet tourne sur Node.js v24.15.0 (LTS) ». C'est l'esprit même du garde-fou n°2 du parcours, appliqué sans qu'on le lui demande.</w:t>
+      </w:r>
+    </w:p>
+    <w:p>
+      <w:pPr>
+        <w:spacing w:after="80"/>
+      </w:pPr>
+      <w:r>
+        <w:rPr>
+          <w:color w:val="1F2937"/>
+          <w:sz w:val="22"/>
+          <w:szCs w:val="22"/>
+        </w:rPr>
+        <w:t xml:space="preserve">Un point de fragilité, signalé et non corrigé : « Le fichier fait 276 lignes ». Le chiffre est exact au 06/09/2026 — je l'ai compté — mais il est tiré du dépôt et n'est pas daté. Si scripts/serveur.js évolue en leçon 08, la phrase deviendra fausse sans que personne ne la touche. C'est le prolongement de la règle 10, étendue le 06/09/2026 aux sorties attendues des commandes ; elle vaut aussi pour les descriptions de fichiers.</w:t>
       </w:r>
     </w:p>
     <w:sectPr>

--- a/livrables/lecons/2026-08-21_lecon-appli-ia_04_donnees-reelles-api-fichiers.docx
+++ b/livrables/lecons/2026-08-21_lecon-appli-ia_04_donnees-reelles-api-fichiers.docx
@@ -1496,7 +1496,7 @@
                 <w:sz w:val="22"/>
                 <w:szCs w:val="22"/>
               </w:rPr>
-              <w:t xml:space="preserve">Source vérifiée : nodejs.org/api/fs.html#promises-api (Node.js v26.7.0, 21/08/2026)</w:t>
+              <w:t xml:space="preserve">Source vérifiée : nodejs.org/api/fs.html#promises-api (Node.js v26.7.0, 21/08/2026) · REVÉRIFIÉE LE 11/09/2026 : la page répond toujours 200, mais elle affiche désormais v26.8.2 et le v26.7.0 n'y figure plus. Ce n'est pas une régression — c'est exactement le mécanisme décrit juste dessous : nodejs.org publie la documentation de la version courante, qui avance sans prévenir.</w:t>
             </w:r>
           </w:p>
           <w:p>
@@ -1512,7 +1512,7 @@
                 <w:sz w:val="22"/>
                 <w:szCs w:val="22"/>
               </w:rPr>
-              <w:t xml:space="preserve">⚠️ Écart facile à manquer : nodejs.org publie la documentation de la version COURANTE, ici v26.7.0, alors que ce projet tourne sur Node.js v24.15.0 (LTS, arrêté en leçon 01). Les trois méthodes utilisées ici se comportent de la même façon dans les deux versions, mais prends l'habitude de lire le bandeau de version en haut de chaque page de doc : une option ajoutée en v25 ou v26 n'existera pas sur ton poste.</w:t>
+              <w:t xml:space="preserve">⚠️ Écart facile à manquer : nodejs.org publie la documentation de la version COURANTE, ici v26.7.0, alors que ce projet tourne sur Node.js v24.15.0 (LTS, arrêté en leçon 01 ; relevé à node -v le 21/08/2026 — v24.18.1 au 11/09/2026, la ligne LTS avançant elle aussi). Les trois méthodes utilisées ici se comportent de la même façon dans les deux versions, mais prends l'habitude de lire le bandeau de version en haut de chaque page de doc : une option ajoutée en v25 ou v26 n'existera pas sur ton poste.</w:t>
             </w:r>
           </w:p>
         </w:tc>
@@ -1748,7 +1748,7 @@
                 <w:sz w:val="22"/>
                 <w:szCs w:val="22"/>
               </w:rPr>
-              <w:t xml:space="preserve">Source vérifiée : nodejs.org/api/url.html#the-whatwg-url-api (Node.js v26.7.0, 21/08/2026)</w:t>
+              <w:t xml:space="preserve">Source vérifiée : nodejs.org/api/url.html#the-whatwg-url-api (Node.js v26.7.0, 21/08/2026) · REVÉRIFIÉE LE 11/09/2026 : la page répond toujours 200, mais elle affiche désormais v26.8.2 et le v26.7.0 n'y figure plus. Ce n'est pas une régression — c'est exactement le mécanisme décrit juste dessous : nodejs.org publie la documentation de la version courante, qui avance sans prévenir.</w:t>
             </w:r>
           </w:p>
         </w:tc>
@@ -6031,6 +6031,94 @@
           <w:szCs w:val="22"/>
         </w:rPr>
         <w:t xml:space="preserve">Un réflexe de cette leçon mérite d'être signalé, parce qu'il n'apparaît nulle part ailleurs dans le corpus : elle distingue la version qu'elle LIT de celle qu'elle EXÉCUTE. « nodejs.org publie la documentation de la version COURANTE, ici v26.7.0, alors que ce projet tourne sur Node.js v24.15.0 (LTS) ». C'est l'esprit même du garde-fou n°2 du parcours, appliqué sans qu'on le lui demande.</w:t>
+      </w:r>
+    </w:p>
+    <w:p>
+      <w:pPr>
+        <w:spacing w:after="180" w:before="360"/>
+      </w:pPr>
+      <w:r>
+        <w:rPr>
+          <w:rFonts w:ascii="Times New Roman" w:cs="Times New Roman" w:eastAsia="Times New Roman" w:hAnsi="Times New Roman"/>
+          <w:b/>
+          <w:bCs/>
+          <w:color w:val="1B3A6B"/>
+          <w:sz w:val="52"/>
+          <w:szCs w:val="52"/>
+        </w:rPr>
+        <w:t xml:space="preserve">📝 Journal des corrections — 11 septembre 2026</w:t>
+      </w:r>
+    </w:p>
+    <w:p>
+      <w:pPr>
+        <w:spacing w:after="100" w:before="100" w:line="276"/>
+      </w:pPr>
+      <w:r>
+        <w:rPr>
+          <w:rFonts w:ascii="Times New Roman" w:cs="Times New Roman" w:eastAsia="Times New Roman" w:hAnsi="Times New Roman"/>
+          <w:b/>
+          <w:bCs/>
+          <w:color w:val="1F2937"/>
+          <w:sz w:val="22"/>
+          <w:szCs w:val="22"/>
+        </w:rPr>
+        <w:t xml:space="preserve">Leçon produite le 21/08/2026, relue le 06/09, relue une troisième fois le 11/09/2026 par le test d'attribution des pages. Trois provenances précisées — aucune erreur de fond, et c'est le point intéressant.</w:t>
+      </w:r>
+    </w:p>
+    <w:p>
+      <w:pPr>
+        <w:spacing w:after="100" w:before="100" w:line="276"/>
+      </w:pPr>
+      <w:r>
+        <w:rPr>
+          <w:rFonts w:ascii="Times New Roman" w:cs="Times New Roman" w:eastAsia="Times New Roman" w:hAnsi="Times New Roman"/>
+          <w:color w:val="1F2937"/>
+          <w:sz w:val="22"/>
+          <w:szCs w:val="22"/>
+        </w:rPr>
+        <w:t xml:space="preserve">① Deux relevés « Node.js v26.7.0 » que les pages ne portent plus. Les deux sources citées — nodejs.org/api/fs.html#promises-api et nodejs.org/api/url.html#the-whatwg-url-api — étaient annoncées « Node.js v26.7.0, 21/08/2026 ». Mesuré le 11/09/2026 : les deux répondent 200, affichent v26.8.2, et le v26.7.0 en a disparu. Le relevé du 21/08 était juste ; il a vieilli en trois semaines. Les deux lignes portent désormais la revérification et sa raison.</w:t>
+      </w:r>
+    </w:p>
+    <w:p>
+      <w:pPr>
+        <w:spacing w:after="100" w:before="100" w:line="276"/>
+      </w:pPr>
+      <w:r>
+        <w:rPr>
+          <w:rFonts w:ascii="Times New Roman" w:cs="Times New Roman" w:eastAsia="Times New Roman" w:hAnsi="Times New Roman"/>
+          <w:color w:val="1F2937"/>
+          <w:sz w:val="22"/>
+          <w:szCs w:val="22"/>
+        </w:rPr>
+        <w:t xml:space="preserve">② La provenance de v24.15.0 n'était pas dite. La leçon écrit que « ce projet tourne sur Node.js v24.15.0 » sans indiquer d'où vient ce numéro — ce n'est pas une lecture de la documentation mais une mesure de la machine. C'est maintenant écrit : relevé à node -v le 21/08/2026, et v24.18.1 au 11/09/2026. La ligne LTS avance aussi.</w:t>
+      </w:r>
+    </w:p>
+    <w:p>
+      <w:pPr>
+        <w:spacing w:after="100" w:before="100" w:line="276"/>
+      </w:pPr>
+      <w:r>
+        <w:rPr>
+          <w:rFonts w:ascii="Times New Roman" w:cs="Times New Roman" w:eastAsia="Times New Roman" w:hAnsi="Times New Roman"/>
+          <w:color w:val="1F2937"/>
+          <w:sz w:val="22"/>
+          <w:szCs w:val="22"/>
+        </w:rPr>
+        <w:t xml:space="preserve">Ce que cette leçon fait mieux que la règle qui l'a suivie. Le test signalait ces trois points, et la leçon portait déjà l'explication : « nodejs.org publie la documentation de la version COURANTE, ici v26.7.0, alors que ce projet tourne sur Node.js v24.15.0 ». Elle distingue la version qu'elle LIT de celle qu'elle EXÉCUTE — un réflexe qui n'apparaît nulle part ailleurs dans le corpus, et qui est l'esprit même du garde-fou sur les versions. Ce qui manquait n'était pas la compréhension, c'était la date de revérification et la provenance de la mesure locale.</w:t>
+      </w:r>
+    </w:p>
+    <w:p>
+      <w:pPr>
+        <w:spacing w:after="100" w:before="100" w:line="276"/>
+      </w:pPr>
+      <w:r>
+        <w:rPr>
+          <w:rFonts w:ascii="Times New Roman" w:cs="Times New Roman" w:eastAsia="Times New Roman" w:hAnsi="Times New Roman"/>
+          <w:color w:val="1F2937"/>
+          <w:sz w:val="22"/>
+          <w:szCs w:val="22"/>
+        </w:rPr>
+        <w:t xml:space="preserve">Vérifié lors de cette troisième passe et inchangé. Les six URL répondent 200. Aucune puce vide — ce document n'en contient aucune, il travaille en tableaux (vingt). Aucune page nommée dans le corps qui manque aux Ressources, aucune autorité nommée sans adresse, aucune citation anglaise à replacer.</w:t>
       </w:r>
     </w:p>
     <w:p>
